--- a/corpus/generated/docx/it_acceptable_use_policy.docx
+++ b/corpus/generated/docx/it_acceptable_use_policy.docx
@@ -20,7 +20,7 @@
     </w:p>
     <w:p>
       <w:r>
-        <w:t>Company-issued laptops and phones are for business use, with incidental personal use permitted as long as it does not interfere with work or violate other policies.</w:t>
+        <w:t>Company-issued laptops and phones are for business use, with incidental personal use permitted as long as it does not interfere with work or violate other policies (for example, incidental personal use must not involve illegal content or excessive personal streaming that degrades network performance for others).</w:t>
       </w:r>
     </w:p>
     <w:p>
@@ -33,7 +33,7 @@
     </w:p>
     <w:p>
       <w:r>
-        <w:t>Employees may not install unauthorized software, disable endpoint security tools, or use company systems to access illegal content.</w:t>
+        <w:t>Employees may not install unauthorized software, disable endpoint security tools (antivirus, disk encryption, mobile device management), or use company systems to access illegal content. Violations may result in immediate loss of system access pending investigation.</w:t>
       </w:r>
     </w:p>
     <w:p>
@@ -46,7 +46,7 @@
     </w:p>
     <w:p>
       <w:r>
-        <w:t>All Contoso accounts require multi-factor authentication and a password of at least 14 characters, rotated every 180 days.</w:t>
+        <w:t>All Contoso accounts require multi-factor authentication and a password of at least 14 characters, rotated every 180 days. Password reuse across the last 10 passwords is blocked by the identity system.</w:t>
       </w:r>
     </w:p>
     <w:sectPr>

--- a/corpus/generated/docx/it_acceptable_use_policy.docx
+++ b/corpus/generated/docx/it_acceptable_use_policy.docx
@@ -33,7 +33,7 @@
     </w:p>
     <w:p>
       <w:r>
-        <w:t>Employees may not install unauthorized software, disable endpoint security tools (antivirus, disk encryption, mobile device management), or use company systems to access illegal content. Violations may result in immediate loss of system access pending investigation.</w:t>
+        <w:t>Employees may not install unauthorized software, disable endpoint security tools (antivirus, disk encryption, mobile device management), or use company systems to access illegal content. Violations may result in immediate loss of system access pending investigation, and repeated or willful violations are grounds for termination even on a first offense if the violation is severe enough (for example, deliberately disabling encryption to exfiltrate confidential data).</w:t>
       </w:r>
     </w:p>
     <w:p>
@@ -46,7 +46,7 @@
     </w:p>
     <w:p>
       <w:r>
-        <w:t>All Contoso accounts require multi-factor authentication and a password of at least 14 characters, rotated every 180 days. Password reuse across the last 10 passwords is blocked by the identity system.</w:t>
+        <w:t>All Contoso accounts require multi-factor authentication and a password of at least 14 characters, rotated every 180 days. Password reuse across the last 10 passwords is blocked by the identity system, and passwords found in a known public breach database are automatically rejected at creation time regardless of how they otherwise score on length and complexity.</w:t>
       </w:r>
     </w:p>
     <w:sectPr>

--- a/corpus/generated/docx/it_acceptable_use_policy.docx
+++ b/corpus/generated/docx/it_acceptable_use_policy.docx
@@ -47,6 +47,37 @@
     <w:p>
       <w:r>
         <w:t>All Contoso accounts require multi-factor authentication and a password of at least 14 characters, rotated every 180 days. Password reuse across the last 10 passwords is blocked by the identity system, and passwords found in a known public breach database are automatically rejected at creation time regardless of how they otherwise score on length and complexity.</w:t>
+      </w:r>
+    </w:p>
+    <w:p>
+      <w:pPr>
+        <w:pStyle w:val="Heading2"/>
+      </w:pPr>
+      <w:r>
+        <w:t>Bring Your Own Device (BYOD)</w:t>
+      </w:r>
+    </w:p>
+    <w:p>
+      <w:r>
+        <w:t>Employees may access company email and calendar from a personal phone through the approved mobile management app, which enforces a device passcode and allows Contoso Corp to remotely wipe only the company data partition, not the entire personal device, if the phone is lost or the employee departs.</w:t>
+      </w:r>
+    </w:p>
+    <w:p>
+      <w:r>
+        <w:t>Personal devices may not be used to access systems containing Confidential data (as defined in the Data Security and Confidentiality Policy); that level of access is restricted to company-issued and company-managed devices only.</w:t>
+      </w:r>
+    </w:p>
+    <w:p>
+      <w:pPr>
+        <w:pStyle w:val="Heading2"/>
+      </w:pPr>
+      <w:r>
+        <w:t>Generative AI Tool Usage</w:t>
+      </w:r>
+    </w:p>
+    <w:p>
+      <w:r>
+        <w:t>Employees may use approved generative AI tools for drafting and research, but must not paste Confidential or Internal data (customer information, unreleased financials, source code) into any AI tool that is not on the IT-approved list, since many public AI tools retain submitted input for model training by default.</w:t>
       </w:r>
     </w:p>
     <w:sectPr>

--- a/corpus/generated/docx/it_acceptable_use_policy.docx
+++ b/corpus/generated/docx/it_acceptable_use_policy.docx
@@ -78,6 +78,24 @@
     <w:p>
       <w:r>
         <w:t>Employees may use approved generative AI tools for drafting and research, but must not paste Confidential or Internal data (customer information, unreleased financials, source code) into any AI tool that is not on the IT-approved list, since many public AI tools retain submitted input for model training by default.</w:t>
+      </w:r>
+    </w:p>
+    <w:p>
+      <w:pPr>
+        <w:pStyle w:val="Heading2"/>
+      </w:pPr>
+      <w:r>
+        <w:t>Frequently Asked Questions</w:t>
+      </w:r>
+    </w:p>
+    <w:p>
+      <w:r>
+        <w:t>Can I use my personal password manager for company account passwords? Yes, as long as the password manager itself supports multi-factor authentication; storing company passwords in an unsecured note, spreadsheet, or a password manager without MFA is a policy violation regardless of how strong the individual passwords themselves are.</w:t>
+      </w:r>
+    </w:p>
+    <w:p>
+      <w:r>
+        <w:t>What should I do if I accidentally click a phishing link? Report it to security@contoso-corp.example immediately, even if you're not sure anything happened — do not wait to see if there are consequences first. Immediate reporting lets Security check for and contain any compromise quickly, and no employee is disciplined for reporting a mistake in good faith.</w:t>
       </w:r>
     </w:p>
     <w:sectPr>

--- a/corpus/generated/docx/it_acceptable_use_policy.docx
+++ b/corpus/generated/docx/it_acceptable_use_policy.docx
@@ -96,6 +96,19 @@
     <w:p>
       <w:r>
         <w:t>What should I do if I accidentally click a phishing link? Report it to security@contoso-corp.example immediately, even if you're not sure anything happened — do not wait to see if there are consequences first. Immediate reporting lets Security check for and contain any compromise quickly, and no employee is disciplined for reporting a mistake in good faith.</w:t>
+      </w:r>
+    </w:p>
+    <w:p>
+      <w:pPr>
+        <w:pStyle w:val="Heading2"/>
+      </w:pPr>
+      <w:r>
+        <w:t>Roles and Responsibilities</w:t>
+      </w:r>
+    </w:p>
+    <w:p>
+      <w:r>
+        <w:t>IT Security maintains endpoint protection tools and investigates policy violations. Employees are responsible for not circumventing security tools and for reporting suspected phishing or compromise promptly. Managers are responsible for ensuring their team completes required security training on schedule.</w:t>
       </w:r>
     </w:p>
     <w:sectPr>
